--- a/arb/docx/58.content.docx
+++ b/arb/docx/58.content.docx
@@ -178,13 +178,6 @@
         <w:rPr>
           <w:lang w:val="ar_AE" w:bidi="ar_AE"/>
         </w:rPr>
-      </w:r>
-      <w:r>
-        <w:rPr>
-          <w:i/>
-          <w:lang w:val="ar_AE" w:bidi="ar_AE"/>
-        </w:rPr>
-        <w:t>العبرانيين 1: 1, العبرانيين 1: 1–2, العبرانيين 1: 1–4, العبرانيين 1: 2, العبرانيين 1: 3, العبرانيين 1: 4, العبرانيين 1: 5, عبرانيين 1: 5–14, العبرانيين 1: 6, العبرانيين 1: 7, عبرانيين 1: 8–9, عبرانيين 1: 10–12, العبرانيين 1: 13, عبرانيين 1: 14, العبرانيين 2: 1, العبرانيين 2: 1–4, العبرانيين 2: 2, العبرانيين 2: 3, العبرانيين 2: 4, العبرانيين 2: 5, عبرانيين 2: 5–9, العبرانيين 2: 6, العبرانيين 2: 6–8, العبرانيين 2: 7, العبرانيين 2 :8, العبرانيين 2: 9, العبرانيين 2: 10, عبرانيين 2: 10–18, العبرانيين 2: 11, العبرانيين 2: 12, العبرانيين 2: 13, عبرانيين 2: 14–15, العبرانيين 2: 16, العبرانيين 2: 17–18, العبرانيين 3: 1, العبرانيين 3: 1–6, العبرانيين 3: 2, العبرانيين 3: 3–6, العبرانيين 3: 6, عبرانيين 3: 7–19, العبرانيين 3: 8, العبرانيين 3: 9–10, العبرانيين 3: 11, العبرانيين 3: 12, عبرانيين 3: 12–19, العبرانيين 3: 13, العبرانيين 3: 14, العبرانيين 3: 15, العبرانيين 3: 16–19, عبرانيين 3: 19, عبرانيين 4: 1, عبرانيين 4: 1–2, العبرانيين 4: 2, العبرانيين 4: 3, العبرانيين 4: 4, العبرانيين 4: 5, العبرانيين 4: 6, العبرانيين 4: 7, العبرانيين 4: 8, العبرانيين 4: 9, عبرانيين 4: 10, العبرانيين 4: 11, العبرانيين 4: 12–13, العبرانيين 4: 13, عبرانيين 4: 14, العبرانيين 4: 14–16, العبرانيين 4: 15, العبرانيين 4: 16, العبرانيين 5: 1, العبرانيين 5: 1–10, العبرانيين 5: 2, العبرانيين 5: 3, العبرانيين 5: 4, العبرانيين 5: 5–6, العبرانيين 5: 7, العبرانيين 5: 7–10, العبرانيين 5: 8, العبرانيين 5: 9, العبرانيين 5: 10, عبرانيين 5: 11, عبرانيين 5: 11–6: 3, عبرانيين 5: 11–6: 20, عبرانيين 5: 12, العبرانيين 5: 14, العبرانيين 6: 1, العبرانيين 6: 1–3, العبرانيين 6: 2, العبرانيين 6: 3, العبرانيين 6: 4, العبرانيين 6: 4–8, العبرانيين 6: 5, العبرانيين 6: 6, العبرانيين 6: 7–8, العبرانيين 6: 9, العبرانيين 6: 9–12, العبرانيين 6: 10, العبرانيين 6: 11, العبرانيين 6: 12, العبرانيين 6: 13–14, العبرانيين 6: 13–20, العبرانيين 6: 15, العبرانيين 6: 16, العبرانيين 6: 17–18, العبرانيين 6: 19–20, العبرانيين 7: 1, عبرانيين 7: 1–10, العبرانيين 7: 1–28, العبرانيين 7: 2, العبرانيين 7: 3, العبرانيين 7: 4, العبرانيين 7: 5–6, عبرانيين 7: 6–7, عبرانيين 7: 8, العبرانيين 7: 9–10, عبرانيين 7: 11, عبرانيين 7: 11–28, العبرانيين 7: 12, العبرانيين 7: 13–14, العبرانيين 7: 15–17, العبرانيين 7: 18, العبرانيين 7: 19, عبرانيين 7: 19–28, العبرانيين 7: 20–21, العبرانيين 7: 22, العبرانيين 7: 23–24, العبرانيين 7: 25, العبرانيين 7: 26–27, العبرانيين 7: 28, العبرانيين 8: 1–2, العبرانيين 8: 1–10. 18, العبرانيين 8: 3, العبرانيين 8: 4, العبرانيين 8: 5, العبرانيين 8: 6, العبرانيين 8: 7, عبرانيين 8: 7–13, العبرانيين 8: 8, العبرانيين 8: 9, عبرانيين 8: 10, عبرانيين 8: 11, عبرانيين 8: 12, العبرانيين 8: 13, العبرانيين 9: 1–5, العبرانيين 9: 1–10. 18, العبرانيين 9: 2, العبرانيين 9: 3, العبرانيين 9: 4, العبرانيين 9: 5, العبرانيين 9: 6–8, العبرانيين 9: 7, العبرانيين 9: 8, العبرانيين 9: 9, العبرانيين 9: 10, العبرانيين 9: 11, العبرانيين 9: 11–10: 18, العبرانيين 9: 12, العبرانيين 9: 13, العبرانيين 9: 14, العبرانيين 9: 15, العبرانيين 9: 16–22, العبرانيين 9: 18–19, العبرانيين 9: 20, العبرانيين 9: 21, العبرانيين 9: 22, العبرانيين 9: 23, العبرانيين 9: 24, العبرانيين 9: 25–26, العبرانيين 9: 26, العبرانيين 9: 27–28, العبرانيين 10: 1, العبرانيين 10: 2, العبرانيين 10: 3, العبرانيين 10: 4, العبرانيين 10: 5, العبرانيين 10: 5–7, العبرانيين 10: 8–10, العبرانيين 10: 11, عبرانيين 11:10–14, عبرانيين 12:10–13, عبرانيين 14:10, العبرانيين 10: 15–17, العبرانيين 10: 18, العبرانيين 10: 19, العبرانيين 10: 19–25, العبرانيين 10: 20, العبرانيين 10: 21, العبرانيين 10: 22, العبرانيين 10: 23, العبرانيين 10: 24, العبرانيين 10: 25, العبرانيين 10: 26–27, العبرانيين 10: 26–31, العبرانيين 10: 28–29, العبرانيين 10: 30–31, العبرانيين 10: 32, العبرانيين 10: 32–39, العبرانيين 10: 33, العبرانيين 10: 34, العبرانيين 10: 35–36, العبرانيين 10: 37–38, العبرانيين 10: 39, العبرانيين 11: 1, العبرانيين 11: 1–40, العبرانيين 11: 2, العبرانيين 11: 3, عبرانيين 11: 4, العبرانيين 11: 5, العبرانيين 11: 6, العبرانيين 11: 7, العبرانيين 11: 8, العبرانيين 11: 9–10, العبرانيين 11: 12, العبرانيين 11: 13, العبرانيين 11: 13–16, العبرانيين 11: 14–16, العبرانيين 11: 17–19, العبرانيين 11: 17–31, العبرانيين 11: 19, العبرانيين 11: 20, العبرانيين 11: 21, العبرانيين 11: 22, العبرانيين 11: 23, العبرانيين 11: 24–25, العبرانيين 11: 26, العبرانيين 11: 27, العبرانيين 11: 28, العبرانيين 11: 29, العبرانيين 11: 30, العبرانيين 11: 31, العبرانيين 11: 32, العبرانيين 11: 32–40, العبرانيين 11: 33, العبرانيين 11: 34, العبرانيين 11: 35, العبرانيين 11: 37, العبرانيين 11: 38, العبرانيين 11: 39–40, العبرانيين 12: 1, العبرانيين 12: 1–17, العبرانيين 12: 2, العبرانيين 12: 3, العبرانيين 12: 4, العبرانيين 12: 5–6, العبرانيين 12: 7–8, العبرانيين 12: 9, عبرانيين 12: 10–11, العبرانيين 12: 12–13, العبرانيين 12: 14, العبرانيين 12: 15, العبرانيين 12: 16, العبرانيين 12: 17, العبرانيين 12: 18, العبرانيين 12: 18–24, العبرانيين 12: 19, العبرانيين 12: 22, العبرانيين 12: 23, العبرانيين 12: 24, العبرانيين 12: 25, العبرانيين 12: 25–29, العبرانيين 12: 26–27, العبرانيين 12: 28–29, العبرانيين 13: 1, العبرانيين 13: 1–6, العبرانيين 13: 2, العبرانيين 13: 3, العبرانيين 13: 4, العبرانيين 13: 5, العبرانيين 13: 6, العبرانيين 13: 7, العبرانيين 13: 7–19, العبرانيين 13: 8, العبرانيين 13: 9–10, العبرانيين 13: 11–12, العبرانيين 13: 13, العبرانيين 13: 14, العبرانيين 13: 15, العبرانيين 13: 15–16, العبرانيين 13: 16, العبرانيين 13: 17, العبرانيين 13: 18–19, العبرانيين 13: 20–21, العبرانيين 13: 22, العبرانيين 13: 23, العبرانيين 13: 24–25</w:t>
       </w:r>
       <w:r>
         <w:rPr>

--- a/arb/docx/58.content.docx
+++ b/arb/docx/58.content.docx
@@ -163,21 +163,6 @@
           <w:lang w:val="ar_AE" w:bidi="ar_AE"/>
         </w:rPr>
         <w:t>HEB</w:t>
-      </w:r>
-      <w:r>
-        <w:rPr>
-          <w:lang w:val="ar_AE" w:bidi="ar_AE"/>
-        </w:rPr>
-      </w:r>
-    </w:p>
-    <w:p>
-      <w:pPr>
-        <w:bidi/>
-      </w:pPr>
-      <w:r>
-        <w:rPr>
-          <w:lang w:val="ar_AE" w:bidi="ar_AE"/>
-        </w:rPr>
       </w:r>
       <w:r>
         <w:rPr>

--- a/arb/docx/58.content.docx
+++ b/arb/docx/58.content.docx
@@ -22,7 +22,7 @@
         <w:rPr>
           <w:lang w:val="ar_AE" w:bidi="ar_AE"/>
         </w:rPr>
-        <w:t>Resource: ملاحظات الدراسة (تينديل)</w:t>
+        <w:t>Resource: Tyndale Open Study Notes</w:t>
       </w:r>
       <w:r>
         <w:rPr>
@@ -122,7 +122,7 @@
         <w:rPr>
           <w:lang w:val="ar_AE" w:bidi="ar_AE"/>
         </w:rPr>
-        <w:t>ملاحظات الدراسة (تينديل)</w:t>
+        <w:t>Tyndale Open Study Notes</w:t>
       </w:r>
     </w:p>
     <w:p>

--- a/arb/docx/58.content.docx
+++ b/arb/docx/58.content.docx
@@ -22,7 +22,7 @@
         <w:rPr>
           <w:lang w:val="ar_AE" w:bidi="ar_AE"/>
         </w:rPr>
-        <w:t>Resource: Tyndale Open Study Notes</w:t>
+        <w:t>Resource: Aquifer Open Study Notes</w:t>
       </w:r>
       <w:r>
         <w:rPr>
@@ -122,7 +122,7 @@
         <w:rPr>
           <w:lang w:val="ar_AE" w:bidi="ar_AE"/>
         </w:rPr>
-        <w:t>Tyndale Open Study Notes</w:t>
+        <w:t>Aquifer Open Study Notes</w:t>
       </w:r>
     </w:p>
     <w:p>
